--- a/informes_finales/informe_61-A.docx
+++ b/informes_finales/informe_61-A.docx
@@ -61,7 +61,7 @@
         <w:jc w:val="both"/>
       </w:pPr>
       <w:r>
-        <w:t xml:space="preserve">1.	Que, a fojas 1 a 10, consta Presentación y argumentación de demanda;</w:t>
+        <w:t xml:space="preserve">1.	Que, consta Otro documento: Expediente completo foliado 61-A-1-30;</w:t>
       </w:r>
     </w:p>
     <w:p>
@@ -71,7 +71,7 @@
         <w:jc w:val="both"/>
       </w:pPr>
       <w:r>
-        <w:t xml:space="preserve">2.	Que, a fojas 11 a 40, consta Entrevistas con involucrados;</w:t>
+        <w:t xml:space="preserve">2.	Que, consta Otro documento: Expediente completo foliado 61-A-61-91;</w:t>
       </w:r>
     </w:p>
     <w:p>
@@ -81,7 +81,37 @@
         <w:jc w:val="both"/>
       </w:pPr>
       <w:r>
-        <w:t xml:space="preserve">3.	Que, a fojas 41 a 85, consta Análisis de documentación técnica;</w:t>
+        <w:t xml:space="preserve">3.	Que, consta Otro documento: Expediente completo foliado 61-A-31-60-1-15;</w:t>
+      </w:r>
+    </w:p>
+    <w:p>
+      <w:pPr>
+        <w:spacing w:after="120"/>
+        <w:ind w:left="720" w:hanging="720"/>
+        <w:jc w:val="both"/>
+      </w:pPr>
+      <w:r>
+        <w:t xml:space="preserve">4.	Que, consta Otro documento: Expediente completo foliado 61-A-31-60-16-30;</w:t>
+      </w:r>
+    </w:p>
+    <w:p>
+      <w:pPr>
+        <w:spacing w:after="120"/>
+        <w:ind w:left="720" w:hanging="720"/>
+        <w:jc w:val="both"/>
+      </w:pPr>
+      <w:r>
+        <w:t xml:space="preserve">5.	Que, consta Otro documento: Expediente completo foliado 61-A-92-115-1-12;</w:t>
+      </w:r>
+    </w:p>
+    <w:p>
+      <w:pPr>
+        <w:spacing w:after="120"/>
+        <w:ind w:left="720" w:hanging="720"/>
+        <w:jc w:val="both"/>
+      </w:pPr>
+      <w:r>
+        <w:t xml:space="preserve">6.	Que, consta Otro documento: Expediente completo foliado 61-A-92-115-13-24;</w:t>
       </w:r>
     </w:p>
     <w:p>
